--- a/docs/project-management/02_Business_Requirements/BRDv0.1-Northwind-Outdoors-03082026.docx
+++ b/docs/project-management/02_Business_Requirements/BRDv0.1-Northwind-Outdoors-03082026.docx
@@ -9,7 +9,7 @@
           <w:lang w:val="en-US"/>
         </w:rPr>
       </w:pPr>
-      <w:bookmarkStart w:id="0" w:name="_Toc236778355"/>
+      <w:bookmarkStart w:id="0" w:name="_Toc237514152"/>
       <w:r>
         <w:rPr>
           <w:lang w:val="en-US"/>
@@ -310,7 +310,14 @@
                 <w:bCs/>
                 <w:lang w:val="en-US"/>
               </w:rPr>
-              <w:t>Jordan Hutchison</w:t>
+              <w:t>J</w:t>
+            </w:r>
+            <w:r>
+              <w:rPr>
+                <w:bCs/>
+                <w:lang w:val="en-US"/>
+              </w:rPr>
+              <w:t>H</w:t>
             </w:r>
           </w:p>
         </w:tc>
@@ -592,7 +599,7 @@
           <w:r>
             <w:fldChar w:fldCharType="separate"/>
           </w:r>
-          <w:hyperlink w:anchor="_Toc236778355" w:history="1">
+          <w:hyperlink w:anchor="_Toc237514152" w:history="1">
             <w:r>
               <w:rPr>
                 <w:rStyle w:val="Hyperlink"/>
@@ -620,7 +627,7 @@
                 <w:noProof/>
                 <w:webHidden/>
               </w:rPr>
-              <w:instrText xml:space="preserve"> PAGEREF _Toc236778355 \h </w:instrText>
+              <w:instrText xml:space="preserve"> PAGEREF _Toc237514152 \h </w:instrText>
             </w:r>
             <w:r>
               <w:rPr>
@@ -666,7 +673,7 @@
               <w:lang w:eastAsia="en-GB"/>
             </w:rPr>
           </w:pPr>
-          <w:hyperlink w:anchor="_Toc236778356" w:history="1">
+          <w:hyperlink w:anchor="_Toc237514153" w:history="1">
             <w:r>
               <w:rPr>
                 <w:rStyle w:val="Hyperlink"/>
@@ -694,7 +701,7 @@
                 <w:noProof/>
                 <w:webHidden/>
               </w:rPr>
-              <w:instrText xml:space="preserve"> PAGEREF _Toc236778356 \h </w:instrText>
+              <w:instrText xml:space="preserve"> PAGEREF _Toc237514153 \h </w:instrText>
             </w:r>
             <w:r>
               <w:rPr>
@@ -714,7 +721,7 @@
                 <w:noProof/>
                 <w:webHidden/>
               </w:rPr>
-              <w:t>4</w:t>
+              <w:t>3</w:t>
             </w:r>
             <w:r>
               <w:rPr>
@@ -740,7 +747,7 @@
               <w:lang w:eastAsia="en-GB"/>
             </w:rPr>
           </w:pPr>
-          <w:hyperlink w:anchor="_Toc236778357" w:history="1">
+          <w:hyperlink w:anchor="_Toc237514154" w:history="1">
             <w:r>
               <w:rPr>
                 <w:rStyle w:val="Hyperlink"/>
@@ -768,7 +775,7 @@
                 <w:noProof/>
                 <w:webHidden/>
               </w:rPr>
-              <w:instrText xml:space="preserve"> PAGEREF _Toc236778357 \h </w:instrText>
+              <w:instrText xml:space="preserve"> PAGEREF _Toc237514154 \h </w:instrText>
             </w:r>
             <w:r>
               <w:rPr>
@@ -788,7 +795,7 @@
                 <w:noProof/>
                 <w:webHidden/>
               </w:rPr>
-              <w:t>4</w:t>
+              <w:t>3</w:t>
             </w:r>
             <w:r>
               <w:rPr>
@@ -814,7 +821,7 @@
               <w:lang w:eastAsia="en-GB"/>
             </w:rPr>
           </w:pPr>
-          <w:hyperlink w:anchor="_Toc236778358" w:history="1">
+          <w:hyperlink w:anchor="_Toc237514155" w:history="1">
             <w:r>
               <w:rPr>
                 <w:rStyle w:val="Hyperlink"/>
@@ -842,7 +849,7 @@
                 <w:noProof/>
                 <w:webHidden/>
               </w:rPr>
-              <w:instrText xml:space="preserve"> PAGEREF _Toc236778358 \h </w:instrText>
+              <w:instrText xml:space="preserve"> PAGEREF _Toc237514155 \h </w:instrText>
             </w:r>
             <w:r>
               <w:rPr>
@@ -862,7 +869,7 @@
                 <w:noProof/>
                 <w:webHidden/>
               </w:rPr>
-              <w:t>4</w:t>
+              <w:t>3</w:t>
             </w:r>
             <w:r>
               <w:rPr>
@@ -888,7 +895,7 @@
               <w:lang w:eastAsia="en-GB"/>
             </w:rPr>
           </w:pPr>
-          <w:hyperlink w:anchor="_Toc236778359" w:history="1">
+          <w:hyperlink w:anchor="_Toc237514156" w:history="1">
             <w:r>
               <w:rPr>
                 <w:rStyle w:val="Hyperlink"/>
@@ -915,7 +922,7 @@
                 <w:noProof/>
                 <w:webHidden/>
               </w:rPr>
-              <w:instrText xml:space="preserve"> PAGEREF _Toc236778359 \h </w:instrText>
+              <w:instrText xml:space="preserve"> PAGEREF _Toc237514156 \h </w:instrText>
             </w:r>
             <w:r>
               <w:rPr>
@@ -935,7 +942,7 @@
                 <w:noProof/>
                 <w:webHidden/>
               </w:rPr>
-              <w:t>5</w:t>
+              <w:t>4</w:t>
             </w:r>
             <w:r>
               <w:rPr>
@@ -961,7 +968,7 @@
               <w:lang w:eastAsia="en-GB"/>
             </w:rPr>
           </w:pPr>
-          <w:hyperlink w:anchor="_Toc236778360" w:history="1">
+          <w:hyperlink w:anchor="_Toc237514157" w:history="1">
             <w:r>
               <w:rPr>
                 <w:rStyle w:val="Hyperlink"/>
@@ -988,7 +995,7 @@
                 <w:noProof/>
                 <w:webHidden/>
               </w:rPr>
-              <w:instrText xml:space="preserve"> PAGEREF _Toc236778360 \h </w:instrText>
+              <w:instrText xml:space="preserve"> PAGEREF _Toc237514157 \h </w:instrText>
             </w:r>
             <w:r>
               <w:rPr>
@@ -1008,7 +1015,7 @@
                 <w:noProof/>
                 <w:webHidden/>
               </w:rPr>
-              <w:t>6</w:t>
+              <w:t>5</w:t>
             </w:r>
             <w:r>
               <w:rPr>
@@ -1034,7 +1041,7 @@
               <w:lang w:eastAsia="en-GB"/>
             </w:rPr>
           </w:pPr>
-          <w:hyperlink w:anchor="_Toc236778361" w:history="1">
+          <w:hyperlink w:anchor="_Toc237514158" w:history="1">
             <w:r>
               <w:rPr>
                 <w:rStyle w:val="Hyperlink"/>
@@ -1061,7 +1068,7 @@
                 <w:noProof/>
                 <w:webHidden/>
               </w:rPr>
-              <w:instrText xml:space="preserve"> PAGEREF _Toc236778361 \h </w:instrText>
+              <w:instrText xml:space="preserve"> PAGEREF _Toc237514158 \h </w:instrText>
             </w:r>
             <w:r>
               <w:rPr>
@@ -1081,7 +1088,7 @@
                 <w:noProof/>
                 <w:webHidden/>
               </w:rPr>
-              <w:t>7</w:t>
+              <w:t>6</w:t>
             </w:r>
             <w:r>
               <w:rPr>
@@ -1107,7 +1114,7 @@
               <w:lang w:eastAsia="en-GB"/>
             </w:rPr>
           </w:pPr>
-          <w:hyperlink w:anchor="_Toc236778362" w:history="1">
+          <w:hyperlink w:anchor="_Toc237514159" w:history="1">
             <w:r>
               <w:rPr>
                 <w:rStyle w:val="Hyperlink"/>
@@ -1134,7 +1141,7 @@
                 <w:noProof/>
                 <w:webHidden/>
               </w:rPr>
-              <w:instrText xml:space="preserve"> PAGEREF _Toc236778362 \h </w:instrText>
+              <w:instrText xml:space="preserve"> PAGEREF _Toc237514159 \h </w:instrText>
             </w:r>
             <w:r>
               <w:rPr>
@@ -1154,7 +1161,7 @@
                 <w:noProof/>
                 <w:webHidden/>
               </w:rPr>
-              <w:t>7</w:t>
+              <w:t>6</w:t>
             </w:r>
             <w:r>
               <w:rPr>
@@ -1180,7 +1187,7 @@
               <w:lang w:eastAsia="en-GB"/>
             </w:rPr>
           </w:pPr>
-          <w:hyperlink w:anchor="_Toc236778363" w:history="1">
+          <w:hyperlink w:anchor="_Toc237514160" w:history="1">
             <w:r>
               <w:rPr>
                 <w:rStyle w:val="Hyperlink"/>
@@ -1207,7 +1214,7 @@
                 <w:noProof/>
                 <w:webHidden/>
               </w:rPr>
-              <w:instrText xml:space="preserve"> PAGEREF _Toc236778363 \h </w:instrText>
+              <w:instrText xml:space="preserve"> PAGEREF _Toc237514160 \h </w:instrText>
             </w:r>
             <w:r>
               <w:rPr>
@@ -1227,7 +1234,7 @@
                 <w:noProof/>
                 <w:webHidden/>
               </w:rPr>
-              <w:t>7</w:t>
+              <w:t>6</w:t>
             </w:r>
             <w:r>
               <w:rPr>
@@ -1253,7 +1260,7 @@
               <w:lang w:eastAsia="en-GB"/>
             </w:rPr>
           </w:pPr>
-          <w:hyperlink w:anchor="_Toc236778364" w:history="1">
+          <w:hyperlink w:anchor="_Toc237514161" w:history="1">
             <w:r>
               <w:rPr>
                 <w:rStyle w:val="Hyperlink"/>
@@ -1280,7 +1287,7 @@
                 <w:noProof/>
                 <w:webHidden/>
               </w:rPr>
-              <w:instrText xml:space="preserve"> PAGEREF _Toc236778364 \h </w:instrText>
+              <w:instrText xml:space="preserve"> PAGEREF _Toc237514161 \h </w:instrText>
             </w:r>
             <w:r>
               <w:rPr>
@@ -1300,7 +1307,7 @@
                 <w:noProof/>
                 <w:webHidden/>
               </w:rPr>
-              <w:t>8</w:t>
+              <w:t>7</w:t>
             </w:r>
             <w:r>
               <w:rPr>
@@ -1326,7 +1333,7 @@
               <w:lang w:eastAsia="en-GB"/>
             </w:rPr>
           </w:pPr>
-          <w:hyperlink w:anchor="_Toc236778365" w:history="1">
+          <w:hyperlink w:anchor="_Toc237514162" w:history="1">
             <w:r>
               <w:rPr>
                 <w:rStyle w:val="Hyperlink"/>
@@ -1353,7 +1360,7 @@
                 <w:noProof/>
                 <w:webHidden/>
               </w:rPr>
-              <w:instrText xml:space="preserve"> PAGEREF _Toc236778365 \h </w:instrText>
+              <w:instrText xml:space="preserve"> PAGEREF _Toc237514162 \h </w:instrText>
             </w:r>
             <w:r>
               <w:rPr>
@@ -1373,7 +1380,7 @@
                 <w:noProof/>
                 <w:webHidden/>
               </w:rPr>
-              <w:t>8</w:t>
+              <w:t>7</w:t>
             </w:r>
             <w:r>
               <w:rPr>
@@ -1399,7 +1406,7 @@
               <w:lang w:eastAsia="en-GB"/>
             </w:rPr>
           </w:pPr>
-          <w:hyperlink w:anchor="_Toc236778366" w:history="1">
+          <w:hyperlink w:anchor="_Toc237514163" w:history="1">
             <w:r>
               <w:rPr>
                 <w:rStyle w:val="Hyperlink"/>
@@ -1426,7 +1433,7 @@
                 <w:noProof/>
                 <w:webHidden/>
               </w:rPr>
-              <w:instrText xml:space="preserve"> PAGEREF _Toc236778366 \h </w:instrText>
+              <w:instrText xml:space="preserve"> PAGEREF _Toc237514163 \h </w:instrText>
             </w:r>
             <w:r>
               <w:rPr>
@@ -1446,7 +1453,7 @@
                 <w:noProof/>
                 <w:webHidden/>
               </w:rPr>
-              <w:t>8</w:t>
+              <w:t>7</w:t>
             </w:r>
             <w:r>
               <w:rPr>
@@ -1472,7 +1479,7 @@
               <w:lang w:eastAsia="en-GB"/>
             </w:rPr>
           </w:pPr>
-          <w:hyperlink w:anchor="_Toc236778367" w:history="1">
+          <w:hyperlink w:anchor="_Toc237514164" w:history="1">
             <w:r>
               <w:rPr>
                 <w:rStyle w:val="Hyperlink"/>
@@ -1499,7 +1506,7 @@
                 <w:noProof/>
                 <w:webHidden/>
               </w:rPr>
-              <w:instrText xml:space="preserve"> PAGEREF _Toc236778367 \h </w:instrText>
+              <w:instrText xml:space="preserve"> PAGEREF _Toc237514164 \h </w:instrText>
             </w:r>
             <w:r>
               <w:rPr>
@@ -1519,7 +1526,7 @@
                 <w:noProof/>
                 <w:webHidden/>
               </w:rPr>
-              <w:t>8</w:t>
+              <w:t>7</w:t>
             </w:r>
             <w:r>
               <w:rPr>
@@ -1545,7 +1552,7 @@
               <w:lang w:eastAsia="en-GB"/>
             </w:rPr>
           </w:pPr>
-          <w:hyperlink w:anchor="_Toc236778368" w:history="1">
+          <w:hyperlink w:anchor="_Toc237514165" w:history="1">
             <w:r>
               <w:rPr>
                 <w:rStyle w:val="Hyperlink"/>
@@ -1572,7 +1579,7 @@
                 <w:noProof/>
                 <w:webHidden/>
               </w:rPr>
-              <w:instrText xml:space="preserve"> PAGEREF _Toc236778368 \h </w:instrText>
+              <w:instrText xml:space="preserve"> PAGEREF _Toc237514165 \h </w:instrText>
             </w:r>
             <w:r>
               <w:rPr>
@@ -1592,7 +1599,7 @@
                 <w:noProof/>
                 <w:webHidden/>
               </w:rPr>
-              <w:t>9</w:t>
+              <w:t>8</w:t>
             </w:r>
             <w:r>
               <w:rPr>
@@ -1618,7 +1625,7 @@
               <w:lang w:eastAsia="en-GB"/>
             </w:rPr>
           </w:pPr>
-          <w:hyperlink w:anchor="_Toc236778369" w:history="1">
+          <w:hyperlink w:anchor="_Toc237514166" w:history="1">
             <w:r>
               <w:rPr>
                 <w:rStyle w:val="Hyperlink"/>
@@ -1645,7 +1652,7 @@
                 <w:noProof/>
                 <w:webHidden/>
               </w:rPr>
-              <w:instrText xml:space="preserve"> PAGEREF _Toc236778369 \h </w:instrText>
+              <w:instrText xml:space="preserve"> PAGEREF _Toc237514166 \h </w:instrText>
             </w:r>
             <w:r>
               <w:rPr>
@@ -1665,7 +1672,7 @@
                 <w:noProof/>
                 <w:webHidden/>
               </w:rPr>
-              <w:t>9</w:t>
+              <w:t>8</w:t>
             </w:r>
             <w:r>
               <w:rPr>
@@ -1691,7 +1698,7 @@
               <w:lang w:eastAsia="en-GB"/>
             </w:rPr>
           </w:pPr>
-          <w:hyperlink w:anchor="_Toc236778370" w:history="1">
+          <w:hyperlink w:anchor="_Toc237514167" w:history="1">
             <w:r>
               <w:rPr>
                 <w:rStyle w:val="Hyperlink"/>
@@ -1718,7 +1725,7 @@
                 <w:noProof/>
                 <w:webHidden/>
               </w:rPr>
-              <w:instrText xml:space="preserve"> PAGEREF _Toc236778370 \h </w:instrText>
+              <w:instrText xml:space="preserve"> PAGEREF _Toc237514167 \h </w:instrText>
             </w:r>
             <w:r>
               <w:rPr>
@@ -1738,7 +1745,7 @@
                 <w:noProof/>
                 <w:webHidden/>
               </w:rPr>
-              <w:t>9</w:t>
+              <w:t>8</w:t>
             </w:r>
             <w:r>
               <w:rPr>
@@ -1764,7 +1771,7 @@
               <w:lang w:eastAsia="en-GB"/>
             </w:rPr>
           </w:pPr>
-          <w:hyperlink w:anchor="_Toc236778371" w:history="1">
+          <w:hyperlink w:anchor="_Toc237514168" w:history="1">
             <w:r>
               <w:rPr>
                 <w:rStyle w:val="Hyperlink"/>
@@ -1791,7 +1798,7 @@
                 <w:noProof/>
                 <w:webHidden/>
               </w:rPr>
-              <w:instrText xml:space="preserve"> PAGEREF _Toc236778371 \h </w:instrText>
+              <w:instrText xml:space="preserve"> PAGEREF _Toc237514168 \h </w:instrText>
             </w:r>
             <w:r>
               <w:rPr>
@@ -1811,7 +1818,7 @@
                 <w:noProof/>
                 <w:webHidden/>
               </w:rPr>
-              <w:t>10</w:t>
+              <w:t>9</w:t>
             </w:r>
             <w:r>
               <w:rPr>
@@ -1837,7 +1844,7 @@
               <w:lang w:eastAsia="en-GB"/>
             </w:rPr>
           </w:pPr>
-          <w:hyperlink w:anchor="_Toc236778372" w:history="1">
+          <w:hyperlink w:anchor="_Toc237514169" w:history="1">
             <w:r>
               <w:rPr>
                 <w:rStyle w:val="Hyperlink"/>
@@ -1864,7 +1871,7 @@
                 <w:noProof/>
                 <w:webHidden/>
               </w:rPr>
-              <w:instrText xml:space="preserve"> PAGEREF _Toc236778372 \h </w:instrText>
+              <w:instrText xml:space="preserve"> PAGEREF _Toc237514169 \h </w:instrText>
             </w:r>
             <w:r>
               <w:rPr>
@@ -1884,7 +1891,7 @@
                 <w:noProof/>
                 <w:webHidden/>
               </w:rPr>
-              <w:t>11</w:t>
+              <w:t>10</w:t>
             </w:r>
             <w:r>
               <w:rPr>
@@ -1910,7 +1917,7 @@
               <w:lang w:eastAsia="en-GB"/>
             </w:rPr>
           </w:pPr>
-          <w:hyperlink w:anchor="_Toc236778373" w:history="1">
+          <w:hyperlink w:anchor="_Toc237514170" w:history="1">
             <w:r>
               <w:rPr>
                 <w:rStyle w:val="Hyperlink"/>
@@ -1937,7 +1944,7 @@
                 <w:noProof/>
                 <w:webHidden/>
               </w:rPr>
-              <w:instrText xml:space="preserve"> PAGEREF _Toc236778373 \h </w:instrText>
+              <w:instrText xml:space="preserve"> PAGEREF _Toc237514170 \h </w:instrText>
             </w:r>
             <w:r>
               <w:rPr>
@@ -1957,7 +1964,7 @@
                 <w:noProof/>
                 <w:webHidden/>
               </w:rPr>
-              <w:t>11</w:t>
+              <w:t>10</w:t>
             </w:r>
             <w:r>
               <w:rPr>
@@ -1984,7 +1991,7 @@
               <w:lang w:eastAsia="en-GB"/>
             </w:rPr>
           </w:pPr>
-          <w:hyperlink w:anchor="_Toc236778374" w:history="1">
+          <w:hyperlink w:anchor="_Toc237514171" w:history="1">
             <w:r>
               <w:rPr>
                 <w:rStyle w:val="Hyperlink"/>
@@ -2029,7 +2036,7 @@
                 <w:noProof/>
                 <w:webHidden/>
               </w:rPr>
-              <w:instrText xml:space="preserve"> PAGEREF _Toc236778374 \h </w:instrText>
+              <w:instrText xml:space="preserve"> PAGEREF _Toc237514171 \h </w:instrText>
             </w:r>
             <w:r>
               <w:rPr>
@@ -2049,7 +2056,7 @@
                 <w:noProof/>
                 <w:webHidden/>
               </w:rPr>
-              <w:t>12</w:t>
+              <w:t>11</w:t>
             </w:r>
             <w:r>
               <w:rPr>
@@ -2075,7 +2082,7 @@
               <w:lang w:eastAsia="en-GB"/>
             </w:rPr>
           </w:pPr>
-          <w:hyperlink w:anchor="_Toc236778375" w:history="1">
+          <w:hyperlink w:anchor="_Toc237514172" w:history="1">
             <w:r>
               <w:rPr>
                 <w:rStyle w:val="Hyperlink"/>
@@ -2102,7 +2109,7 @@
                 <w:noProof/>
                 <w:webHidden/>
               </w:rPr>
-              <w:instrText xml:space="preserve"> PAGEREF _Toc236778375 \h </w:instrText>
+              <w:instrText xml:space="preserve"> PAGEREF _Toc237514172 \h </w:instrText>
             </w:r>
             <w:r>
               <w:rPr>
@@ -2122,7 +2129,7 @@
                 <w:noProof/>
                 <w:webHidden/>
               </w:rPr>
-              <w:t>12</w:t>
+              <w:t>11</w:t>
             </w:r>
             <w:r>
               <w:rPr>
@@ -2148,7 +2155,7 @@
               <w:lang w:eastAsia="en-GB"/>
             </w:rPr>
           </w:pPr>
-          <w:hyperlink w:anchor="_Toc236778376" w:history="1">
+          <w:hyperlink w:anchor="_Toc237514173" w:history="1">
             <w:r>
               <w:rPr>
                 <w:rStyle w:val="Hyperlink"/>
@@ -2175,7 +2182,7 @@
                 <w:noProof/>
                 <w:webHidden/>
               </w:rPr>
-              <w:instrText xml:space="preserve"> PAGEREF _Toc236778376 \h </w:instrText>
+              <w:instrText xml:space="preserve"> PAGEREF _Toc237514173 \h </w:instrText>
             </w:r>
             <w:r>
               <w:rPr>
@@ -2195,7 +2202,7 @@
                 <w:noProof/>
                 <w:webHidden/>
               </w:rPr>
-              <w:t>13</w:t>
+              <w:t>12</w:t>
             </w:r>
             <w:r>
               <w:rPr>
@@ -2221,7 +2228,7 @@
               <w:lang w:eastAsia="en-GB"/>
             </w:rPr>
           </w:pPr>
-          <w:hyperlink w:anchor="_Toc236778377" w:history="1">
+          <w:hyperlink w:anchor="_Toc237514174" w:history="1">
             <w:r>
               <w:rPr>
                 <w:rStyle w:val="Hyperlink"/>
@@ -2248,7 +2255,7 @@
                 <w:noProof/>
                 <w:webHidden/>
               </w:rPr>
-              <w:instrText xml:space="preserve"> PAGEREF _Toc236778377 \h </w:instrText>
+              <w:instrText xml:space="preserve"> PAGEREF _Toc237514174 \h </w:instrText>
             </w:r>
             <w:r>
               <w:rPr>
@@ -2268,7 +2275,7 @@
                 <w:noProof/>
                 <w:webHidden/>
               </w:rPr>
-              <w:t>17</w:t>
+              <w:t>16</w:t>
             </w:r>
             <w:r>
               <w:rPr>
@@ -2295,7 +2302,7 @@
               <w:lang w:eastAsia="en-GB"/>
             </w:rPr>
           </w:pPr>
-          <w:hyperlink w:anchor="_Toc236778378" w:history="1">
+          <w:hyperlink w:anchor="_Toc237514175" w:history="1">
             <w:r>
               <w:rPr>
                 <w:rStyle w:val="Hyperlink"/>
@@ -2340,7 +2347,7 @@
                 <w:noProof/>
                 <w:webHidden/>
               </w:rPr>
-              <w:instrText xml:space="preserve"> PAGEREF _Toc236778378 \h </w:instrText>
+              <w:instrText xml:space="preserve"> PAGEREF _Toc237514175 \h </w:instrText>
             </w:r>
             <w:r>
               <w:rPr>
@@ -2360,7 +2367,7 @@
                 <w:noProof/>
                 <w:webHidden/>
               </w:rPr>
-              <w:t>19</w:t>
+              <w:t>18</w:t>
             </w:r>
             <w:r>
               <w:rPr>
@@ -2387,7 +2394,7 @@
               <w:lang w:eastAsia="en-GB"/>
             </w:rPr>
           </w:pPr>
-          <w:hyperlink w:anchor="_Toc236778379" w:history="1">
+          <w:hyperlink w:anchor="_Toc237514176" w:history="1">
             <w:r>
               <w:rPr>
                 <w:rStyle w:val="Hyperlink"/>
@@ -2432,7 +2439,7 @@
                 <w:noProof/>
                 <w:webHidden/>
               </w:rPr>
-              <w:instrText xml:space="preserve"> PAGEREF _Toc236778379 \h </w:instrText>
+              <w:instrText xml:space="preserve"> PAGEREF _Toc237514176 \h </w:instrText>
             </w:r>
             <w:r>
               <w:rPr>
@@ -2452,7 +2459,7 @@
                 <w:noProof/>
                 <w:webHidden/>
               </w:rPr>
-              <w:t>19</w:t>
+              <w:t>18</w:t>
             </w:r>
             <w:r>
               <w:rPr>
@@ -2479,7 +2486,7 @@
               <w:lang w:eastAsia="en-GB"/>
             </w:rPr>
           </w:pPr>
-          <w:hyperlink w:anchor="_Toc236778380" w:history="1">
+          <w:hyperlink w:anchor="_Toc237514177" w:history="1">
             <w:r>
               <w:rPr>
                 <w:rStyle w:val="Hyperlink"/>
@@ -2524,7 +2531,7 @@
                 <w:noProof/>
                 <w:webHidden/>
               </w:rPr>
-              <w:instrText xml:space="preserve"> PAGEREF _Toc236778380 \h </w:instrText>
+              <w:instrText xml:space="preserve"> PAGEREF _Toc237514177 \h </w:instrText>
             </w:r>
             <w:r>
               <w:rPr>
@@ -2544,7 +2551,7 @@
                 <w:noProof/>
                 <w:webHidden/>
               </w:rPr>
-              <w:t>20</w:t>
+              <w:t>19</w:t>
             </w:r>
             <w:r>
               <w:rPr>
@@ -2571,7 +2578,7 @@
               <w:lang w:eastAsia="en-GB"/>
             </w:rPr>
           </w:pPr>
-          <w:hyperlink w:anchor="_Toc236778381" w:history="1">
+          <w:hyperlink w:anchor="_Toc237514178" w:history="1">
             <w:r>
               <w:rPr>
                 <w:rStyle w:val="Hyperlink"/>
@@ -2616,7 +2623,7 @@
                 <w:noProof/>
                 <w:webHidden/>
               </w:rPr>
-              <w:instrText xml:space="preserve"> PAGEREF _Toc236778381 \h </w:instrText>
+              <w:instrText xml:space="preserve"> PAGEREF _Toc237514178 \h </w:instrText>
             </w:r>
             <w:r>
               <w:rPr>
@@ -2636,7 +2643,7 @@
                 <w:noProof/>
                 <w:webHidden/>
               </w:rPr>
-              <w:t>20</w:t>
+              <w:t>19</w:t>
             </w:r>
             <w:r>
               <w:rPr>
@@ -2663,7 +2670,7 @@
               <w:lang w:eastAsia="en-GB"/>
             </w:rPr>
           </w:pPr>
-          <w:hyperlink w:anchor="_Toc236778382" w:history="1">
+          <w:hyperlink w:anchor="_Toc237514179" w:history="1">
             <w:r>
               <w:rPr>
                 <w:rStyle w:val="Hyperlink"/>
@@ -2708,7 +2715,7 @@
                 <w:noProof/>
                 <w:webHidden/>
               </w:rPr>
-              <w:instrText xml:space="preserve"> PAGEREF _Toc236778382 \h </w:instrText>
+              <w:instrText xml:space="preserve"> PAGEREF _Toc237514179 \h </w:instrText>
             </w:r>
             <w:r>
               <w:rPr>
@@ -2728,7 +2735,7 @@
                 <w:noProof/>
                 <w:webHidden/>
               </w:rPr>
-              <w:t>20</w:t>
+              <w:t>19</w:t>
             </w:r>
             <w:r>
               <w:rPr>
@@ -2754,7 +2761,7 @@
               <w:lang w:eastAsia="en-GB"/>
             </w:rPr>
           </w:pPr>
-          <w:hyperlink w:anchor="_Toc236778383" w:history="1">
+          <w:hyperlink w:anchor="_Toc237514180" w:history="1">
             <w:r>
               <w:rPr>
                 <w:rStyle w:val="Hyperlink"/>
@@ -2781,7 +2788,7 @@
                 <w:noProof/>
                 <w:webHidden/>
               </w:rPr>
-              <w:instrText xml:space="preserve"> PAGEREF _Toc236778383 \h </w:instrText>
+              <w:instrText xml:space="preserve"> PAGEREF _Toc237514180 \h </w:instrText>
             </w:r>
             <w:r>
               <w:rPr>
@@ -2801,7 +2808,7 @@
                 <w:noProof/>
                 <w:webHidden/>
               </w:rPr>
-              <w:t>21</w:t>
+              <w:t>20</w:t>
             </w:r>
             <w:r>
               <w:rPr>
@@ -2827,7 +2834,7 @@
               <w:lang w:eastAsia="en-GB"/>
             </w:rPr>
           </w:pPr>
-          <w:hyperlink w:anchor="_Toc236778384" w:history="1">
+          <w:hyperlink w:anchor="_Toc237514181" w:history="1">
             <w:r>
               <w:rPr>
                 <w:rStyle w:val="Hyperlink"/>
@@ -2854,7 +2861,7 @@
                 <w:noProof/>
                 <w:webHidden/>
               </w:rPr>
-              <w:instrText xml:space="preserve"> PAGEREF _Toc236778384 \h </w:instrText>
+              <w:instrText xml:space="preserve"> PAGEREF _Toc237514181 \h </w:instrText>
             </w:r>
             <w:r>
               <w:rPr>
@@ -2874,7 +2881,7 @@
                 <w:noProof/>
                 <w:webHidden/>
               </w:rPr>
-              <w:t>21</w:t>
+              <w:t>20</w:t>
             </w:r>
             <w:r>
               <w:rPr>
@@ -2900,7 +2907,7 @@
               <w:lang w:eastAsia="en-GB"/>
             </w:rPr>
           </w:pPr>
-          <w:hyperlink w:anchor="_Toc236778385" w:history="1">
+          <w:hyperlink w:anchor="_Toc237514182" w:history="1">
             <w:r>
               <w:rPr>
                 <w:rStyle w:val="Hyperlink"/>
@@ -2927,7 +2934,7 @@
                 <w:noProof/>
                 <w:webHidden/>
               </w:rPr>
-              <w:instrText xml:space="preserve"> PAGEREF _Toc236778385 \h </w:instrText>
+              <w:instrText xml:space="preserve"> PAGEREF _Toc237514182 \h </w:instrText>
             </w:r>
             <w:r>
               <w:rPr>
@@ -2947,7 +2954,7 @@
                 <w:noProof/>
                 <w:webHidden/>
               </w:rPr>
-              <w:t>21</w:t>
+              <w:t>20</w:t>
             </w:r>
             <w:r>
               <w:rPr>
@@ -2998,7 +3005,7 @@
         <w:br w:type="page"/>
       </w:r>
       <w:bookmarkStart w:id="1" w:name="_Toc174549032"/>
-      <w:bookmarkStart w:id="2" w:name="_Toc236778356"/>
+      <w:bookmarkStart w:id="2" w:name="_Toc237514153"/>
       <w:r>
         <w:rPr>
           <w:lang w:val="en-US"/>
@@ -3017,7 +3024,7 @@
         </w:rPr>
       </w:pPr>
       <w:bookmarkStart w:id="3" w:name="_Toc174549033"/>
-      <w:bookmarkStart w:id="4" w:name="_Toc236778357"/>
+      <w:bookmarkStart w:id="4" w:name="_Toc237514154"/>
       <w:r>
         <w:rPr>
           <w:lang w:val="en-US"/>
@@ -3189,7 +3196,7 @@
         </w:rPr>
       </w:pPr>
       <w:bookmarkStart w:id="5" w:name="_Toc174549034"/>
-      <w:bookmarkStart w:id="6" w:name="_Toc236778358"/>
+      <w:bookmarkStart w:id="6" w:name="_Toc237514155"/>
       <w:r>
         <w:rPr>
           <w:lang w:val="en-US"/>
@@ -3455,7 +3462,13 @@
               <w:rPr>
                 <w:lang w:val="en-US"/>
               </w:rPr>
-              <w:t>Jordan Hutchison</w:t>
+              <w:t>J</w:t>
+            </w:r>
+            <w:r>
+              <w:rPr>
+                <w:lang w:val="en-US"/>
+              </w:rPr>
+              <w:t>H</w:t>
             </w:r>
           </w:p>
         </w:tc>
@@ -3724,11 +3737,12 @@
     <w:p/>
     <w:p/>
     <w:p/>
+    <w:p/>
     <w:p>
       <w:pPr>
         <w:pStyle w:val="Heading2"/>
       </w:pPr>
-      <w:bookmarkStart w:id="7" w:name="_Toc236778359"/>
+      <w:bookmarkStart w:id="7" w:name="_Toc237514156"/>
       <w:r>
         <w:lastRenderedPageBreak/>
         <w:t xml:space="preserve">2. </w:t>
@@ -3779,7 +3793,7 @@
       <w:pPr>
         <w:pStyle w:val="Heading2"/>
       </w:pPr>
-      <w:bookmarkStart w:id="8" w:name="_Toc236778360"/>
+      <w:bookmarkStart w:id="8" w:name="_Toc237514157"/>
       <w:r>
         <w:lastRenderedPageBreak/>
         <w:t>3. Project Description</w:t>
@@ -3828,7 +3842,7 @@
       <w:pPr>
         <w:pStyle w:val="Heading2"/>
       </w:pPr>
-      <w:bookmarkStart w:id="9" w:name="_Toc236778361"/>
+      <w:bookmarkStart w:id="9" w:name="_Toc237514158"/>
       <w:r>
         <w:lastRenderedPageBreak/>
         <w:t>4</w:t>
@@ -3842,7 +3856,7 @@
       <w:pPr>
         <w:pStyle w:val="Heading3"/>
       </w:pPr>
-      <w:bookmarkStart w:id="10" w:name="_Toc236778362"/>
+      <w:bookmarkStart w:id="10" w:name="_Toc237514159"/>
       <w:r>
         <w:t>4.1 In Scope</w:t>
       </w:r>
@@ -3958,7 +3972,7 @@
       <w:pPr>
         <w:pStyle w:val="Heading3"/>
       </w:pPr>
-      <w:bookmarkStart w:id="11" w:name="_Toc236778363"/>
+      <w:bookmarkStart w:id="11" w:name="_Toc237514160"/>
       <w:r>
         <w:t xml:space="preserve">4.2 </w:t>
       </w:r>
@@ -4058,7 +4072,7 @@
       <w:pPr>
         <w:pStyle w:val="Heading2"/>
       </w:pPr>
-      <w:bookmarkStart w:id="12" w:name="_Toc236778364"/>
+      <w:bookmarkStart w:id="12" w:name="_Toc237514161"/>
       <w:r>
         <w:lastRenderedPageBreak/>
         <w:t>5. Business Drivers</w:t>
@@ -4072,7 +4086,7 @@
           <w:rFonts w:eastAsiaTheme="minorHAnsi"/>
         </w:rPr>
       </w:pPr>
-      <w:bookmarkStart w:id="13" w:name="_Toc236778365"/>
+      <w:bookmarkStart w:id="13" w:name="_Toc237514162"/>
       <w:r>
         <w:rPr>
           <w:rFonts w:eastAsiaTheme="minorHAnsi"/>
@@ -4152,7 +4166,7 @@
           <w:rFonts w:eastAsiaTheme="minorHAnsi"/>
         </w:rPr>
       </w:pPr>
-      <w:bookmarkStart w:id="14" w:name="_Toc236778366"/>
+      <w:bookmarkStart w:id="14" w:name="_Toc237514163"/>
       <w:r>
         <w:rPr>
           <w:rFonts w:eastAsiaTheme="minorHAnsi"/>
@@ -4232,7 +4246,7 @@
           <w:rFonts w:eastAsiaTheme="minorHAnsi"/>
         </w:rPr>
       </w:pPr>
-      <w:bookmarkStart w:id="15" w:name="_Toc236778367"/>
+      <w:bookmarkStart w:id="15" w:name="_Toc237514164"/>
       <w:r>
         <w:rPr>
           <w:rFonts w:eastAsiaTheme="minorHAnsi"/>
@@ -4311,7 +4325,7 @@
       <w:pPr>
         <w:pStyle w:val="Heading2"/>
       </w:pPr>
-      <w:bookmarkStart w:id="16" w:name="_Toc236778368"/>
+      <w:bookmarkStart w:id="16" w:name="_Toc237514165"/>
       <w:r>
         <w:lastRenderedPageBreak/>
         <w:t>6.</w:t>
@@ -4343,7 +4357,7 @@
       <w:pPr>
         <w:pStyle w:val="Heading3"/>
       </w:pPr>
-      <w:bookmarkStart w:id="17" w:name="_Toc236778369"/>
+      <w:bookmarkStart w:id="17" w:name="_Toc237514166"/>
       <w:r>
         <w:t>6.1 Current Environment</w:t>
       </w:r>
@@ -4388,7 +4402,7 @@
       <w:pPr>
         <w:pStyle w:val="Heading3"/>
       </w:pPr>
-      <w:bookmarkStart w:id="18" w:name="_Toc236778370"/>
+      <w:bookmarkStart w:id="18" w:name="_Toc237514167"/>
       <w:r>
         <w:t>6.2 Current Processes</w:t>
       </w:r>
@@ -4505,7 +4519,7 @@
       <w:pPr>
         <w:pStyle w:val="Heading3"/>
       </w:pPr>
-      <w:bookmarkStart w:id="19" w:name="_Toc236778371"/>
+      <w:bookmarkStart w:id="19" w:name="_Toc237514168"/>
       <w:r>
         <w:t>6.3 Current Challenges</w:t>
       </w:r>
@@ -4619,7 +4633,7 @@
       <w:pPr>
         <w:pStyle w:val="Heading2"/>
       </w:pPr>
-      <w:bookmarkStart w:id="20" w:name="_Toc236778372"/>
+      <w:bookmarkStart w:id="20" w:name="_Toc237514169"/>
       <w:r>
         <w:lastRenderedPageBreak/>
         <w:t>7. Proposed Process</w:t>
@@ -4630,7 +4644,7 @@
       <w:pPr>
         <w:pStyle w:val="Heading3"/>
       </w:pPr>
-      <w:bookmarkStart w:id="21" w:name="_Toc236778373"/>
+      <w:bookmarkStart w:id="21" w:name="_Toc237514170"/>
       <w:r>
         <w:t>7.1 Delivery Approach</w:t>
       </w:r>
@@ -4682,7 +4696,7 @@
           <w:numId w:val="10"/>
         </w:numPr>
       </w:pPr>
-      <w:bookmarkStart w:id="22" w:name="_Toc236778374"/>
+      <w:bookmarkStart w:id="22" w:name="_Toc237514171"/>
       <w:r>
         <w:lastRenderedPageBreak/>
         <w:t>Proposed project lifecycle</w:t>
@@ -4786,7 +4800,7 @@
       <w:pPr>
         <w:pStyle w:val="Heading3"/>
       </w:pPr>
-      <w:bookmarkStart w:id="23" w:name="_Toc236778375"/>
+      <w:bookmarkStart w:id="23" w:name="_Toc237514172"/>
       <w:r>
         <w:t>7.3 Governance</w:t>
       </w:r>
@@ -4833,7 +4847,7 @@
       <w:pPr>
         <w:pStyle w:val="Heading2"/>
       </w:pPr>
-      <w:bookmarkStart w:id="24" w:name="_Toc236778376"/>
+      <w:bookmarkStart w:id="24" w:name="_Toc237514173"/>
       <w:r>
         <w:lastRenderedPageBreak/>
         <w:t>8. Functional Requirements</w:t>
@@ -7621,7 +7635,7 @@
       <w:pPr>
         <w:pStyle w:val="Heading2"/>
       </w:pPr>
-      <w:bookmarkStart w:id="25" w:name="_Toc236778377"/>
+      <w:bookmarkStart w:id="25" w:name="_Toc237514174"/>
       <w:r>
         <w:lastRenderedPageBreak/>
         <w:t>9. Non-Functional Requirements</w:t>
@@ -9507,7 +9521,7 @@
           <w:numId w:val="12"/>
         </w:numPr>
       </w:pPr>
-      <w:bookmarkStart w:id="26" w:name="_Toc236778378"/>
+      <w:bookmarkStart w:id="26" w:name="_Toc237514175"/>
       <w:r>
         <w:lastRenderedPageBreak/>
         <w:t>Key Stakeholders</w:t>
@@ -9805,7 +9819,7 @@
           <w:numId w:val="13"/>
         </w:numPr>
       </w:pPr>
-      <w:bookmarkStart w:id="27" w:name="_Toc236778379"/>
+      <w:bookmarkStart w:id="27" w:name="_Toc237514176"/>
       <w:r>
         <w:t>Assumptions</w:t>
       </w:r>
@@ -10047,7 +10061,7 @@
           <w:numId w:val="14"/>
         </w:numPr>
       </w:pPr>
-      <w:bookmarkStart w:id="28" w:name="_Toc236778380"/>
+      <w:bookmarkStart w:id="28" w:name="_Toc237514177"/>
       <w:r>
         <w:lastRenderedPageBreak/>
         <w:t>Constraints</w:t>
@@ -10283,7 +10297,7 @@
           <w:numId w:val="15"/>
         </w:numPr>
       </w:pPr>
-      <w:bookmarkStart w:id="29" w:name="_Toc236778381"/>
+      <w:bookmarkStart w:id="29" w:name="_Toc237514178"/>
       <w:r>
         <w:t>Risks</w:t>
       </w:r>
@@ -10606,7 +10620,7 @@
           <w:numId w:val="14"/>
         </w:numPr>
       </w:pPr>
-      <w:bookmarkStart w:id="30" w:name="_Toc236778382"/>
+      <w:bookmarkStart w:id="30" w:name="_Toc237514179"/>
       <w:r>
         <w:t>Success Criteria</w:t>
       </w:r>
@@ -10736,7 +10750,7 @@
       <w:pPr>
         <w:pStyle w:val="Heading2"/>
       </w:pPr>
-      <w:bookmarkStart w:id="31" w:name="_Toc236778383"/>
+      <w:bookmarkStart w:id="31" w:name="_Toc237514180"/>
       <w:r>
         <w:lastRenderedPageBreak/>
         <w:t>14. Approval</w:t>
@@ -11035,7 +11049,7 @@
       <w:pPr>
         <w:pStyle w:val="Heading2"/>
       </w:pPr>
-      <w:bookmarkStart w:id="32" w:name="_Toc236778384"/>
+      <w:bookmarkStart w:id="32" w:name="_Toc237514181"/>
       <w:r>
         <w:t xml:space="preserve">Appendix 1 – </w:t>
       </w:r>
@@ -11379,7 +11393,7 @@
       <w:pPr>
         <w:pStyle w:val="Heading2"/>
       </w:pPr>
-      <w:bookmarkStart w:id="33" w:name="_Toc236778385"/>
+      <w:bookmarkStart w:id="33" w:name="_Toc237514182"/>
       <w:r>
         <w:t xml:space="preserve">Appendix 2 - </w:t>
       </w:r>
@@ -11639,6 +11653,7 @@
         <w:docPartUnique/>
       </w:docPartObj>
     </w:sdtPr>
+    <w:sdtEndPr/>
     <w:sdtContent>
       <w:sdt>
         <w:sdtPr>
@@ -11648,6 +11663,7 @@
             <w:docPartUnique/>
           </w:docPartObj>
         </w:sdtPr>
+        <w:sdtEndPr/>
         <w:sdtContent>
           <w:p>
             <w:pPr>
